--- a/Rodrigo/React Native/Rodrigo Fernandez.docx
+++ b/Rodrigo/React Native/Rodrigo Fernandez.docx
@@ -111,13 +111,13 @@
         <w:rPr>
           <w:szCs w:val="24"/>
         </w:rPr>
-        <w:t>www.linkedin.com/in/rodrigobermejo-fernández-9a5a0664</w:t>
-      </w:r>
-      <w:r>
-        <w:rPr>
-          <w:szCs w:val="24"/>
-        </w:rPr>
-        <w:t xml:space="preserve"> | </w:t>
+        <w:t>https://www.linkedin.com/in/rodrigo-bermejo-fern%C3%A1ndez-9a5a0664/</w:t>
+      </w:r>
+      <w:r>
+        <w:rPr>
+          <w:szCs w:val="24"/>
+        </w:rPr>
+        <w:t xml:space="preserve">| </w:t>
       </w:r>
       <w:r>
         <w:rPr>
@@ -183,15 +183,41 @@
       </w:r>
       <w:proofErr w:type="spellEnd"/>
       <w:r>
-        <w:t xml:space="preserve">, and cloud-service products using React Native 0.63–0.73, React 16–18, </w:t>
+        <w:t xml:space="preserve">, and cloud-service products using </w:t>
+      </w:r>
+      <w:r>
+        <w:rPr>
+          <w:b/>
+        </w:rPr>
+        <w:t xml:space="preserve">React Native 0.63–0.73, React 16–18, </w:t>
       </w:r>
       <w:proofErr w:type="spellStart"/>
       <w:r>
+        <w:rPr>
+          <w:b/>
+        </w:rPr>
         <w:t>TypeScript</w:t>
       </w:r>
       <w:proofErr w:type="spellEnd"/>
       <w:r>
-        <w:t xml:space="preserve"> 4.x–5.x, Node.js 14–20, Expo SDK 44–50, and Firebase 8–10 in one flexible mobile and web delivery stack. Specialized in iOS/Android performance tuning, offline-first architecture, API integration, CI/CD release automation, native module debugging, payment and notification flows, and version migrations that improved crash-free sessions, startup speed, release reliability, and user retention across production mobile applications used by distributed enterprise customers.</w:t>
+        <w:rPr>
+          <w:b/>
+        </w:rPr>
+        <w:t xml:space="preserve"> 4.x–5.x, Node.js 14–20, Expo SDK 44–50</w:t>
+      </w:r>
+      <w:r>
+        <w:t xml:space="preserve">, and </w:t>
+      </w:r>
+      <w:bookmarkStart w:id="0" w:name="_GoBack"/>
+      <w:r>
+        <w:rPr>
+          <w:b/>
+        </w:rPr>
+        <w:t>Firebase 8–10</w:t>
+      </w:r>
+      <w:bookmarkEnd w:id="0"/>
+      <w:r>
+        <w:t xml:space="preserve"> in one flexible mobile and web delivery stack. Specialized in iOS/Android performance tuning, offline-first architecture, API integration, CI/CD release automation, native module debugging, payment and notification flows, and version migrations that improved crash-free sessions, startup speed, release reliability, and user retention across production mobile applications used by distributed enterprise customers.</w:t>
       </w:r>
     </w:p>
     <w:p>
@@ -1953,8 +1979,6 @@
         </w:rPr>
         <w:t>AngularJS 1.x</w:t>
       </w:r>
-      <w:bookmarkStart w:id="0" w:name="_GoBack"/>
-      <w:bookmarkEnd w:id="0"/>
       <w:r>
         <w:rPr>
           <w:szCs w:val="24"/>

--- a/Rodrigo/React Native/Rodrigo Fernandez.docx
+++ b/Rodrigo/React Native/Rodrigo Fernandez.docx
@@ -87,6 +87,11 @@
           <w:szCs w:val="24"/>
         </w:rPr>
         <w:br/>
+      </w:r>
+      <w:r>
+        <w:rPr>
+          <w:szCs w:val="24"/>
+        </w:rPr>
         <w:t xml:space="preserve">Katy, Texas </w:t>
       </w:r>
       <w:r>
@@ -99,13 +104,19 @@
         <w:rPr>
           <w:szCs w:val="24"/>
         </w:rPr>
-        <w:t>+1 (407) 801-1287</w:t>
-      </w:r>
-      <w:r>
-        <w:rPr>
-          <w:szCs w:val="24"/>
-        </w:rPr>
-        <w:t xml:space="preserve"> | </w:t>
+        <w:t>+</w:t>
+      </w:r>
+      <w:r>
+        <w:rPr>
+          <w:szCs w:val="24"/>
+        </w:rPr>
+        <w:t>1 (430) 279-2231</w:t>
+      </w:r>
+      <w:r>
+        <w:rPr>
+          <w:szCs w:val="24"/>
+        </w:rPr>
+        <w:t xml:space="preserve">| </w:t>
       </w:r>
       <w:r>
         <w:rPr>
@@ -125,6 +136,8 @@
         </w:rPr>
         <w:t>rodrigobfdev@gmail.com</w:t>
       </w:r>
+      <w:bookmarkStart w:id="0" w:name="_GoBack"/>
+      <w:bookmarkEnd w:id="0"/>
     </w:p>
     <w:p>
       <w:pPr>
@@ -208,14 +221,12 @@
       <w:r>
         <w:t xml:space="preserve">, and </w:t>
       </w:r>
-      <w:bookmarkStart w:id="0" w:name="_GoBack"/>
       <w:r>
         <w:rPr>
           <w:b/>
         </w:rPr>
         <w:t>Firebase 8–10</w:t>
       </w:r>
-      <w:bookmarkEnd w:id="0"/>
       <w:r>
         <w:t xml:space="preserve"> in one flexible mobile and web delivery stack. Specialized in iOS/Android performance tuning, offline-first architecture, API integration, CI/CD release automation, native module debugging, payment and notification flows, and version migrations that improved crash-free sessions, startup speed, release reliability, and user retention across production mobile applications used by distributed enterprise customers.</w:t>
       </w:r>
